--- a/CO1-AT1- Analytical Problem Solving (3).docx
+++ b/CO1-AT1- Analytical Problem Solving (3).docx
@@ -306,7 +306,12 @@
         <w:t xml:space="preserve"> </w:t>
       </w:r>
       <w:r>
-        <w:t>OUTCOME</w:t>
+        <w:t>OUTCOM</w:t>
+      </w:r>
+      <w:bookmarkStart w:id="0" w:name="_GoBack"/>
+      <w:bookmarkEnd w:id="0"/>
+      <w:r>
+        <w:t>E</w:t>
       </w:r>
       <w:r>
         <w:rPr>
@@ -1126,13 +1131,7 @@
         <w:rPr>
           <w:i/>
         </w:rPr>
-        <w:t xml:space="preserve"> MARSH</w:t>
-      </w:r>
-      <w:r>
-        <w:rPr>
-          <w:i/>
-        </w:rPr>
-        <w:t>A</w:t>
+        <w:t xml:space="preserve"> MARSHA</w:t>
       </w:r>
     </w:p>
     <w:p>
@@ -1258,10 +1257,7 @@
         <w:jc w:val="both"/>
       </w:pPr>
       <w:r>
-        <w:t>Consider a delivery robot operating in a warehouse represented as a 5×5 grid. The robot starts at cell (1,1) and must deliver a package to cell (5,5). Certain cells are blocked due to shelvin</w:t>
-      </w:r>
-      <w:r>
-        <w:t>g units: (2,2), (2,3), (3,3), (4,2), and (4,4). The robot can move Up, Down, Left, or Right (no diagonal moves), and each move has a uniform cost of 1.</w:t>
+        <w:t>Consider a delivery robot operating in a warehouse represented as a 5×5 grid. The robot starts at cell (1,1) and must deliver a package to cell (5,5). Certain cells are blocked due to shelving units: (2,2), (2,3), (3,3), (4,2), and (4,4). The robot can move Up, Down, Left, or Right (no diagonal moves), and each move has a uniform cost of 1.</w:t>
       </w:r>
     </w:p>
     <w:p>
@@ -1529,13 +1525,7 @@
         <w:rPr>
           <w:sz w:val="24"/>
         </w:rPr>
-        <w:t>Classify the type of agent (simple reflex, model-based, goal-based, or utility-based) best suited for this task and justify your choice with reasoning</w:t>
-      </w:r>
-      <w:r>
-        <w:rPr>
-          <w:sz w:val="24"/>
-        </w:rPr>
-        <w:t xml:space="preserve"> specific to this scenario.</w:t>
+        <w:t>Classify the type of agent (simple reflex, model-based, goal-based, or utility-based) best suited for this task and justify your choice with reasoning specific to this scenario.</w:t>
       </w:r>
     </w:p>
     <w:p>
@@ -1765,13 +1755,7 @@
         <w:rPr>
           <w:sz w:val="24"/>
         </w:rPr>
-        <w:t>step-by-step exp</w:t>
-      </w:r>
-      <w:r>
-        <w:rPr>
-          <w:sz w:val="24"/>
-        </w:rPr>
-        <w:t>ansion of nodes (the frontier/queue at each step) until the goal is reached, and state the final path along with its total cost.</w:t>
+        <w:t>step-by-step expansion of nodes (the frontier/queue at each step) until the goal is reached, and state the final path along with its total cost.</w:t>
       </w:r>
     </w:p>
     <w:p>
@@ -1950,13 +1934,7 @@
         <w:rPr>
           <w:sz w:val="24"/>
         </w:rPr>
-        <w:t>of nodes (the stack at each step) until the</w:t>
-      </w:r>
-      <w:r>
-        <w:rPr>
-          <w:sz w:val="24"/>
-        </w:rPr>
-        <w:t xml:space="preserve"> goal is reached, and state the final path along with its total cost.</w:t>
+        <w:t>of nodes (the stack at each step) until the goal is reached, and state the final path along with its total cost.</w:t>
       </w:r>
     </w:p>
     <w:p>
@@ -3076,6 +3054,14 @@
       <w:tblPr>
         <w:tblW w:w="0" w:type="auto"/>
         <w:tblCellSpacing w:w="15" w:type="dxa"/>
+        <w:tblBorders>
+          <w:top w:val="single" w:sz="4" w:space="0" w:color="auto"/>
+          <w:left w:val="single" w:sz="4" w:space="0" w:color="auto"/>
+          <w:bottom w:val="single" w:sz="4" w:space="0" w:color="auto"/>
+          <w:right w:val="single" w:sz="4" w:space="0" w:color="auto"/>
+          <w:insideH w:val="single" w:sz="4" w:space="0" w:color="auto"/>
+          <w:insideV w:val="single" w:sz="4" w:space="0" w:color="auto"/>
+        </w:tblBorders>
         <w:tblCellMar>
           <w:top w:w="15" w:type="dxa"/>
           <w:left w:w="15" w:type="dxa"/>
@@ -3085,8 +3071,8 @@
         <w:tblLook w:val="04A0" w:firstRow="1" w:lastRow="0" w:firstColumn="1" w:lastColumn="0" w:noHBand="0" w:noVBand="1"/>
       </w:tblPr>
       <w:tblGrid>
-        <w:gridCol w:w="2138"/>
-        <w:gridCol w:w="7080"/>
+        <w:gridCol w:w="2152"/>
+        <w:gridCol w:w="7056"/>
       </w:tblGrid>
       <w:tr>
         <w:trPr>
@@ -3306,12 +3292,16 @@
         <w:rPr>
           <w:b/>
           <w:bCs/>
+          <w:sz w:val="28"/>
+          <w:szCs w:val="28"/>
         </w:rPr>
       </w:pPr>
       <w:r>
         <w:rPr>
           <w:b/>
           <w:bCs/>
+          <w:sz w:val="28"/>
+          <w:szCs w:val="28"/>
         </w:rPr>
         <w:t>b. Type of Intelligent Agent for a Warehouse Robot</w:t>
       </w:r>
@@ -3593,16 +3583,32 @@
     <w:p>
       <w:pPr>
         <w:pStyle w:val="Heading2"/>
-      </w:pPr>
-      <w:r>
+        <w:ind w:left="0"/>
+        <w:jc w:val="left"/>
+        <w:rPr>
+          <w:u w:val="none"/>
+        </w:rPr>
+      </w:pPr>
+      <w:r>
+        <w:rPr>
+          <w:u w:val="none"/>
+        </w:rPr>
         <w:t>d. Breadth-First Search (BFS) for the Warehouse Robot</w:t>
       </w:r>
     </w:p>
     <w:p>
       <w:pPr>
         <w:pStyle w:val="NormalWeb"/>
-      </w:pPr>
-      <w:r>
+        <w:rPr>
+          <w:sz w:val="28"/>
+          <w:szCs w:val="28"/>
+        </w:rPr>
+      </w:pPr>
+      <w:r>
+        <w:rPr>
+          <w:sz w:val="28"/>
+          <w:szCs w:val="28"/>
+        </w:rPr>
         <w:t>Given:</w:t>
       </w:r>
     </w:p>
@@ -3674,6 +3680,11 @@
       <w:tblPr>
         <w:tblW w:w="0" w:type="auto"/>
         <w:tblCellSpacing w:w="15" w:type="dxa"/>
+        <w:tblBorders>
+          <w:bottom w:val="single" w:sz="4" w:space="0" w:color="auto"/>
+          <w:insideH w:val="single" w:sz="4" w:space="0" w:color="auto"/>
+          <w:insideV w:val="single" w:sz="4" w:space="0" w:color="auto"/>
+        </w:tblBorders>
         <w:tblCellMar>
           <w:top w:w="15" w:type="dxa"/>
           <w:left w:w="15" w:type="dxa"/>
@@ -3683,9 +3694,9 @@
         <w:tblLook w:val="04A0" w:firstRow="1" w:lastRow="0" w:firstColumn="1" w:lastColumn="0" w:noHBand="0" w:noVBand="1"/>
       </w:tblPr>
       <w:tblGrid>
-        <w:gridCol w:w="529"/>
-        <w:gridCol w:w="1694"/>
-        <w:gridCol w:w="2435"/>
+        <w:gridCol w:w="539"/>
+        <w:gridCol w:w="1714"/>
+        <w:gridCol w:w="2445"/>
       </w:tblGrid>
       <w:tr>
         <w:trPr>
@@ -4177,7 +4188,36 @@
       <w:pPr>
         <w:pStyle w:val="Heading3"/>
       </w:pPr>
-      <w:r>
+    </w:p>
+    <w:p>
+      <w:pPr>
+        <w:pStyle w:val="Heading3"/>
+      </w:pPr>
+    </w:p>
+    <w:p>
+      <w:pPr>
+        <w:pStyle w:val="Heading3"/>
+      </w:pPr>
+    </w:p>
+    <w:p>
+      <w:pPr>
+        <w:pStyle w:val="Heading3"/>
+      </w:pPr>
+    </w:p>
+    <w:p>
+      <w:pPr>
+        <w:pStyle w:val="Heading3"/>
+        <w:rPr>
+          <w:sz w:val="28"/>
+          <w:szCs w:val="28"/>
+        </w:rPr>
+      </w:pPr>
+      <w:r>
+        <w:rPr>
+          <w:sz w:val="28"/>
+          <w:szCs w:val="28"/>
+        </w:rPr>
+        <w:lastRenderedPageBreak/>
         <w:t>e. Depth-First Search (DFS)</w:t>
       </w:r>
     </w:p>
@@ -4194,7 +4234,6 @@
         <w:pStyle w:val="NormalWeb"/>
       </w:pPr>
       <w:r>
-        <w:lastRenderedPageBreak/>
         <w:t>Assumption: The robot moves in the order Right → Down → Left → Up, and each move costs 1. No obstacles are specified.</w:t>
       </w:r>
     </w:p>
@@ -4218,6 +4257,14 @@
       <w:tblPr>
         <w:tblW w:w="0" w:type="auto"/>
         <w:tblCellSpacing w:w="15" w:type="dxa"/>
+        <w:tblBorders>
+          <w:top w:val="single" w:sz="4" w:space="0" w:color="auto"/>
+          <w:left w:val="single" w:sz="4" w:space="0" w:color="auto"/>
+          <w:bottom w:val="single" w:sz="4" w:space="0" w:color="auto"/>
+          <w:right w:val="single" w:sz="4" w:space="0" w:color="auto"/>
+          <w:insideH w:val="single" w:sz="4" w:space="0" w:color="auto"/>
+          <w:insideV w:val="single" w:sz="4" w:space="0" w:color="auto"/>
+        </w:tblBorders>
         <w:tblCellMar>
           <w:top w:w="15" w:type="dxa"/>
           <w:left w:w="15" w:type="dxa"/>
@@ -4227,9 +4274,9 @@
         <w:tblLook w:val="04A0" w:firstRow="1" w:lastRow="0" w:firstColumn="1" w:lastColumn="0" w:noHBand="0" w:noVBand="1"/>
       </w:tblPr>
       <w:tblGrid>
-        <w:gridCol w:w="529"/>
-        <w:gridCol w:w="1694"/>
-        <w:gridCol w:w="2289"/>
+        <w:gridCol w:w="549"/>
+        <w:gridCol w:w="1714"/>
+        <w:gridCol w:w="2309"/>
       </w:tblGrid>
       <w:tr>
         <w:trPr>
@@ -4929,6 +4976,14 @@
       <w:tblPr>
         <w:tblW w:w="0" w:type="auto"/>
         <w:tblCellSpacing w:w="15" w:type="dxa"/>
+        <w:tblBorders>
+          <w:top w:val="single" w:sz="4" w:space="0" w:color="auto"/>
+          <w:left w:val="single" w:sz="4" w:space="0" w:color="auto"/>
+          <w:bottom w:val="single" w:sz="4" w:space="0" w:color="auto"/>
+          <w:right w:val="single" w:sz="4" w:space="0" w:color="auto"/>
+          <w:insideH w:val="single" w:sz="4" w:space="0" w:color="auto"/>
+          <w:insideV w:val="single" w:sz="4" w:space="0" w:color="auto"/>
+        </w:tblBorders>
         <w:tblCellMar>
           <w:top w:w="15" w:type="dxa"/>
           <w:left w:w="15" w:type="dxa"/>
@@ -4938,9 +4993,9 @@
         <w:tblLook w:val="04A0" w:firstRow="1" w:lastRow="0" w:firstColumn="1" w:lastColumn="0" w:noHBand="0" w:noVBand="1"/>
       </w:tblPr>
       <w:tblGrid>
-        <w:gridCol w:w="1665"/>
-        <w:gridCol w:w="3895"/>
-        <w:gridCol w:w="3658"/>
+        <w:gridCol w:w="1682"/>
+        <w:gridCol w:w="3878"/>
+        <w:gridCol w:w="3648"/>
       </w:tblGrid>
       <w:tr>
         <w:trPr>
@@ -5343,6 +5398,7 @@
         </w:numPr>
       </w:pPr>
       <w:r>
+        <w:lastRenderedPageBreak/>
         <w:t>\(b\) = branching factor (number of possible next moves).</w:t>
       </w:r>
     </w:p>
@@ -5384,10 +5440,7 @@
       <w:pPr>
         <w:pStyle w:val="Heading3"/>
       </w:pPr>
-      <w:bookmarkStart w:id="0" w:name="_GoBack"/>
-      <w:bookmarkEnd w:id="0"/>
-      <w:r>
-        <w:lastRenderedPageBreak/>
+      <w:r>
         <w:t>Conclusion</w:t>
       </w:r>
     </w:p>
@@ -5778,8 +5831,7 @@
     <w:p>
       <w:pPr>
         <w:spacing w:before="66"/>
-        <w:ind w:left="615" w:right="711"/>
-        <w:jc w:val="center"/>
+        <w:ind w:right="711"/>
         <w:rPr>
           <w:b/>
           <w:sz w:val="24"/>
@@ -5790,253 +5842,20 @@
     <w:p>
       <w:pPr>
         <w:spacing w:before="66"/>
-        <w:ind w:left="615" w:right="711"/>
-        <w:jc w:val="center"/>
+        <w:ind w:right="711"/>
         <w:rPr>
           <w:b/>
           <w:sz w:val="24"/>
-          <w:u w:val="single"/>
-        </w:rPr>
-      </w:pPr>
-    </w:p>
-    <w:p>
-      <w:pPr>
-        <w:spacing w:before="66"/>
-        <w:ind w:left="615" w:right="711"/>
-        <w:jc w:val="center"/>
+        </w:rPr>
+      </w:pPr>
+      <w:r>
         <w:rPr>
           <w:b/>
-          <w:sz w:val="24"/>
-          <w:u w:val="single"/>
-        </w:rPr>
-      </w:pPr>
-    </w:p>
-    <w:p>
-      <w:pPr>
-        <w:spacing w:before="66"/>
-        <w:ind w:left="615" w:right="711"/>
-        <w:jc w:val="center"/>
-        <w:rPr>
-          <w:b/>
-          <w:sz w:val="24"/>
-          <w:u w:val="single"/>
-        </w:rPr>
-      </w:pPr>
-    </w:p>
-    <w:p>
-      <w:pPr>
-        <w:spacing w:before="66"/>
-        <w:ind w:left="615" w:right="711"/>
-        <w:jc w:val="center"/>
-        <w:rPr>
-          <w:b/>
-          <w:sz w:val="24"/>
-          <w:u w:val="single"/>
-        </w:rPr>
-      </w:pPr>
-    </w:p>
-    <w:p>
-      <w:pPr>
-        <w:spacing w:before="66"/>
-        <w:ind w:left="615" w:right="711"/>
-        <w:jc w:val="center"/>
-        <w:rPr>
-          <w:b/>
-          <w:sz w:val="24"/>
-          <w:u w:val="single"/>
-        </w:rPr>
-      </w:pPr>
-    </w:p>
-    <w:p>
-      <w:pPr>
-        <w:spacing w:before="66"/>
-        <w:ind w:left="615" w:right="711"/>
-        <w:jc w:val="center"/>
-        <w:rPr>
-          <w:b/>
-          <w:sz w:val="24"/>
-          <w:u w:val="single"/>
-        </w:rPr>
-      </w:pPr>
-    </w:p>
-    <w:p>
-      <w:pPr>
-        <w:spacing w:before="66"/>
-        <w:ind w:left="615" w:right="711"/>
-        <w:jc w:val="center"/>
-        <w:rPr>
-          <w:b/>
-          <w:sz w:val="24"/>
-          <w:u w:val="single"/>
-        </w:rPr>
-      </w:pPr>
-    </w:p>
-    <w:p>
-      <w:pPr>
-        <w:spacing w:before="66"/>
-        <w:ind w:left="615" w:right="711"/>
-        <w:jc w:val="center"/>
-        <w:rPr>
-          <w:b/>
-          <w:sz w:val="24"/>
-          <w:u w:val="single"/>
-        </w:rPr>
-      </w:pPr>
-    </w:p>
-    <w:p>
-      <w:pPr>
-        <w:spacing w:before="66"/>
-        <w:ind w:left="615" w:right="711"/>
-        <w:jc w:val="center"/>
-        <w:rPr>
-          <w:b/>
-          <w:sz w:val="24"/>
-          <w:u w:val="single"/>
-        </w:rPr>
-      </w:pPr>
-    </w:p>
-    <w:p>
-      <w:pPr>
-        <w:spacing w:before="66"/>
-        <w:ind w:left="615" w:right="711"/>
-        <w:jc w:val="center"/>
-        <w:rPr>
-          <w:b/>
-          <w:sz w:val="24"/>
-          <w:u w:val="single"/>
-        </w:rPr>
-      </w:pPr>
-    </w:p>
-    <w:p>
-      <w:pPr>
-        <w:spacing w:before="66"/>
-        <w:ind w:left="615" w:right="711"/>
-        <w:jc w:val="center"/>
-        <w:rPr>
-          <w:b/>
-          <w:sz w:val="24"/>
-          <w:u w:val="single"/>
-        </w:rPr>
-      </w:pPr>
-    </w:p>
-    <w:p>
-      <w:pPr>
-        <w:spacing w:before="66"/>
-        <w:ind w:left="615" w:right="711"/>
-        <w:jc w:val="center"/>
-        <w:rPr>
-          <w:b/>
-          <w:sz w:val="24"/>
-          <w:u w:val="single"/>
-        </w:rPr>
-      </w:pPr>
-    </w:p>
-    <w:p>
-      <w:pPr>
-        <w:spacing w:before="66"/>
-        <w:ind w:left="615" w:right="711"/>
-        <w:jc w:val="center"/>
-        <w:rPr>
-          <w:b/>
-          <w:sz w:val="24"/>
-          <w:u w:val="single"/>
-        </w:rPr>
-      </w:pPr>
-    </w:p>
-    <w:p>
-      <w:pPr>
-        <w:spacing w:before="66"/>
-        <w:ind w:left="615" w:right="711"/>
-        <w:jc w:val="center"/>
-        <w:rPr>
-          <w:b/>
-          <w:sz w:val="24"/>
-          <w:u w:val="single"/>
-        </w:rPr>
-      </w:pPr>
-    </w:p>
-    <w:p>
-      <w:pPr>
-        <w:spacing w:before="66"/>
-        <w:ind w:left="615" w:right="711"/>
-        <w:jc w:val="center"/>
-        <w:rPr>
-          <w:b/>
-          <w:sz w:val="24"/>
-          <w:u w:val="single"/>
-        </w:rPr>
-      </w:pPr>
-    </w:p>
-    <w:p>
-      <w:pPr>
-        <w:spacing w:before="66"/>
-        <w:ind w:left="615" w:right="711"/>
-        <w:jc w:val="center"/>
-        <w:rPr>
-          <w:b/>
-          <w:sz w:val="24"/>
-          <w:u w:val="single"/>
-        </w:rPr>
-      </w:pPr>
-    </w:p>
-    <w:p>
-      <w:pPr>
-        <w:spacing w:before="66"/>
-        <w:ind w:left="615" w:right="711"/>
-        <w:jc w:val="center"/>
-        <w:rPr>
-          <w:b/>
-          <w:sz w:val="24"/>
-          <w:u w:val="single"/>
-        </w:rPr>
-      </w:pPr>
-    </w:p>
-    <w:p>
-      <w:pPr>
-        <w:spacing w:before="66"/>
-        <w:ind w:left="615" w:right="711"/>
-        <w:jc w:val="center"/>
-        <w:rPr>
-          <w:b/>
-          <w:sz w:val="24"/>
-          <w:u w:val="single"/>
-        </w:rPr>
-      </w:pPr>
-    </w:p>
-    <w:p>
-      <w:pPr>
-        <w:spacing w:before="66"/>
-        <w:ind w:left="615" w:right="711"/>
-        <w:jc w:val="center"/>
-        <w:rPr>
-          <w:b/>
-          <w:sz w:val="24"/>
-          <w:u w:val="single"/>
-        </w:rPr>
-      </w:pPr>
-    </w:p>
-    <w:p>
-      <w:pPr>
-        <w:spacing w:before="66"/>
-        <w:ind w:left="615" w:right="711"/>
-        <w:jc w:val="center"/>
-        <w:rPr>
-          <w:b/>
-          <w:sz w:val="24"/>
-          <w:u w:val="single"/>
-        </w:rPr>
-      </w:pPr>
-    </w:p>
-    <w:p>
-      <w:pPr>
-        <w:spacing w:before="66"/>
-        <w:ind w:left="615" w:right="711"/>
-        <w:jc w:val="center"/>
-        <w:rPr>
-          <w:b/>
-          <w:sz w:val="24"/>
-        </w:rPr>
-      </w:pPr>
+          <w:sz w:val="20"/>
+        </w:rPr>
+        <w:lastRenderedPageBreak/>
+        <w:t xml:space="preserve">                                                             </w:t>
+      </w:r>
       <w:r>
         <w:rPr>
           <w:b/>
@@ -9804,4 +9623,16 @@
   <a:objectDefaults/>
   <a:extraClrSchemeLst/>
 </a:theme>
+</file>
+
+<file path=customXml/item1.xml><?xml version="1.0" encoding="utf-8"?>
+<b:Sources xmlns:b="http://schemas.openxmlformats.org/officeDocument/2006/bibliography" xmlns="http://schemas.openxmlformats.org/officeDocument/2006/bibliography" SelectedStyle="\APASixthEditionOfficeOnline.xsl" StyleName="APA" Version="6"/>
+</file>
+
+<file path=customXml/itemProps1.xml><?xml version="1.0" encoding="utf-8"?>
+<ds:datastoreItem xmlns:ds="http://schemas.openxmlformats.org/officeDocument/2006/customXml" ds:itemID="{08ED74C4-2C8C-41F6-9B00-04D7521168AD}">
+  <ds:schemaRefs>
+    <ds:schemaRef ds:uri="http://schemas.openxmlformats.org/officeDocument/2006/bibliography"/>
+  </ds:schemaRefs>
+</ds:datastoreItem>
 </file>